--- a/14_ACP01/ACP01 - Module 5 - Billing, Pricing & Support/ACP01 - Module 5.3 - Billing & Pricing Tools - Revision Notes.docx
+++ b/14_ACP01/ACP01 - Module 5 - Billing, Pricing & Support/ACP01 - Module 5.3 - Billing & Pricing Tools - Revision Notes.docx
@@ -1,6 +1,6 @@
 
 <file path=word/document.xml><?xml version="1.0" encoding="utf-8"?>
-<w:document xmlns:wpc="http://schemas.microsoft.com/office/word/2010/wordprocessingCanvas" xmlns:cx="http://schemas.microsoft.com/office/drawing/2014/chartex" xmlns:cx1="http://schemas.microsoft.com/office/drawing/2015/9/8/chartex" xmlns:cx2="http://schemas.microsoft.com/office/drawing/2015/10/21/chartex" xmlns:cx3="http://schemas.microsoft.com/office/drawing/2016/5/9/chartex" xmlns:cx4="http://schemas.microsoft.com/office/drawing/2016/5/10/chartex" xmlns:cx5="http://schemas.microsoft.com/office/drawing/2016/5/11/chartex" xmlns:cx6="http://schemas.microsoft.com/office/drawing/2016/5/12/chartex" xmlns:cx7="http://schemas.microsoft.com/office/drawing/2016/5/13/chartex" xmlns:cx8="http://schemas.microsoft.com/office/drawing/2016/5/14/chartex" xmlns:mc="http://schemas.openxmlformats.org/markup-compatibility/2006" xmlns:aink="http://schemas.microsoft.com/office/drawing/2016/ink" xmlns:am3d="http://schemas.microsoft.com/office/drawing/2017/model3d" xmlns:o="urn:schemas-microsoft-com:office:office" xmlns:oel="http://schemas.microsoft.com/office/2019/extlst" xmlns:r="http://schemas.openxmlformats.org/officeDocument/2006/relationships" xmlns:m="http://schemas.openxmlformats.org/officeDocument/2006/math" xmlns:v="urn:schemas-microsoft-com:vml" xmlns:wp14="http://schemas.microsoft.com/office/word/2010/wordprocessingDrawing" xmlns:wp="http://schemas.openxmlformats.org/drawingml/2006/wordprocessingDrawing" xmlns:w10="urn:schemas-microsoft-com:office:word" xmlns:w="http://schemas.openxmlformats.org/wordprocessingml/2006/main" xmlns:w14="http://schemas.microsoft.com/office/word/2010/wordml" xmlns:w15="http://schemas.microsoft.com/office/word/2012/wordml" xmlns:w16cei="http://schemas.microsoft.com/office/word/2026/wordml/cei" xmlns:w16cex="http://schemas.microsoft.com/office/word/2018/wordml/cex" xmlns:w16cid="http://schemas.microsoft.com/office/word/2016/wordml/cid" xmlns:w16="http://schemas.microsoft.com/office/word/2018/wordml" xmlns:w16du="http://schemas.microsoft.com/office/word/2023/wordml/word16du" xmlns:w16sdtdh="http://schemas.microsoft.com/office/word/2020/wordml/sdtdatahash" xmlns:w16sdtfl="http://schemas.microsoft.com/office/word/2024/wordml/sdtformatlock" xmlns:w16se="http://schemas.microsoft.com/office/word/2015/wordml/symex" xmlns:wpg="http://schemas.microsoft.com/office/word/2010/wordprocessingGroup" xmlns:wpi="http://schemas.microsoft.com/office/word/2010/wordprocessingInk" xmlns:wne="http://schemas.microsoft.com/office/word/2006/wordml" xmlns:wps="http://schemas.microsoft.com/office/word/2010/wordprocessingShape" mc:Ignorable="w14 w15 w16se w16cid w16 w16cex w16sdtdh w16sdtfl w16du wp14">
+<w:document xmlns:wpc="http://schemas.microsoft.com/office/word/2010/wordprocessingCanvas" xmlns:cx="http://schemas.microsoft.com/office/drawing/2014/chartex" xmlns:cx1="http://schemas.microsoft.com/office/drawing/2015/9/8/chartex" xmlns:cx2="http://schemas.microsoft.com/office/drawing/2015/10/21/chartex" xmlns:cx3="http://schemas.microsoft.com/office/drawing/2016/5/9/chartex" xmlns:cx4="http://schemas.microsoft.com/office/drawing/2016/5/10/chartex" xmlns:cx5="http://schemas.microsoft.com/office/drawing/2016/5/11/chartex" xmlns:cx6="http://schemas.microsoft.com/office/drawing/2016/5/12/chartex" xmlns:cx7="http://schemas.microsoft.com/office/drawing/2016/5/13/chartex" xmlns:cx8="http://schemas.microsoft.com/office/drawing/2016/5/14/chartex" xmlns:mc="http://schemas.openxmlformats.org/markup-compatibility/2006" xmlns:aink="http://schemas.microsoft.com/office/drawing/2016/ink" xmlns:am3d="http://schemas.microsoft.com/office/drawing/2017/model3d" xmlns:o="urn:schemas-microsoft-com:office:office" xmlns:oel="http://schemas.microsoft.com/office/2019/extlst" xmlns:r="http://schemas.openxmlformats.org/officeDocument/2006/relationships" xmlns:m="http://schemas.openxmlformats.org/officeDocument/2006/math" xmlns:v="urn:schemas-microsoft-com:vml" xmlns:wp14="http://schemas.microsoft.com/office/word/2010/wordprocessingDrawing" xmlns:wp="http://schemas.openxmlformats.org/drawingml/2006/wordprocessingDrawing" xmlns:w10="urn:schemas-microsoft-com:office:word" xmlns:w="http://schemas.openxmlformats.org/wordprocessingml/2006/main" xmlns:w14="http://schemas.microsoft.com/office/word/2010/wordml" xmlns:w15="http://schemas.microsoft.com/office/word/2012/wordml" xmlns:w16cex="http://schemas.microsoft.com/office/word/2018/wordml/cex" xmlns:w16cid="http://schemas.microsoft.com/office/word/2016/wordml/cid" xmlns:w16="http://schemas.microsoft.com/office/word/2018/wordml" xmlns:w16du="http://schemas.microsoft.com/office/word/2023/wordml/word16du" xmlns:w16sdtdh="http://schemas.microsoft.com/office/word/2020/wordml/sdtdatahash" xmlns:w16sdtfl="http://schemas.microsoft.com/office/word/2024/wordml/sdtformatlock" xmlns:w16se="http://schemas.microsoft.com/office/word/2015/wordml/symex" xmlns:wpg="http://schemas.microsoft.com/office/word/2010/wordprocessingGroup" xmlns:wpi="http://schemas.microsoft.com/office/word/2010/wordprocessingInk" xmlns:wne="http://schemas.microsoft.com/office/word/2006/wordml" xmlns:wps="http://schemas.microsoft.com/office/word/2010/wordprocessingShape" mc:Ignorable="w14 w15 w16se w16cid w16 w16cex w16sdtdh w16sdtfl w16du wp14">
   <w:body>
     <w:p>
       <w:r>
@@ -186,6 +186,9 @@
     <w:p/>
     <w:p>
       <w:r>
+        <w:rPr>
+          <w:noProof/>
+        </w:rPr>
         <w:lastRenderedPageBreak/>
         <w:drawing>
           <wp:inline distT="0" distB="0" distL="0" distR="0" wp14:anchorId="5C1D774D" wp14:editId="7176BC55">
@@ -227,6 +230,9 @@
     <w:p/>
     <w:p>
       <w:r>
+        <w:rPr>
+          <w:noProof/>
+        </w:rPr>
         <w:drawing>
           <wp:inline distT="0" distB="0" distL="0" distR="0" wp14:anchorId="45336B2D" wp14:editId="5A924EDF">
             <wp:extent cx="8863330" cy="1996440"/>
@@ -266,6 +272,9 @@
     </w:p>
     <w:p>
       <w:r>
+        <w:rPr>
+          <w:noProof/>
+        </w:rPr>
         <w:lastRenderedPageBreak/>
         <w:drawing>
           <wp:inline distT="0" distB="0" distL="0" distR="0" wp14:anchorId="7C4B89C9" wp14:editId="43693D7A">
@@ -311,6 +320,9 @@
     <w:p/>
     <w:p>
       <w:r>
+        <w:rPr>
+          <w:noProof/>
+        </w:rPr>
         <w:lastRenderedPageBreak/>
         <w:drawing>
           <wp:inline distT="0" distB="0" distL="0" distR="0" wp14:anchorId="51CD579A" wp14:editId="4DA6857D">
@@ -352,6 +364,9 @@
     <w:p/>
     <w:p>
       <w:r>
+        <w:rPr>
+          <w:noProof/>
+        </w:rPr>
         <w:lastRenderedPageBreak/>
         <w:drawing>
           <wp:inline distT="0" distB="0" distL="0" distR="0" wp14:anchorId="7C5A6F86" wp14:editId="4D503E70">
@@ -399,6 +414,9 @@
     <w:p/>
     <w:p>
       <w:r>
+        <w:rPr>
+          <w:noProof/>
+        </w:rPr>
         <w:lastRenderedPageBreak/>
         <w:drawing>
           <wp:inline distT="0" distB="0" distL="0" distR="0" wp14:anchorId="54EDA777" wp14:editId="3C3E5C3E">
@@ -439,6 +457,9 @@
     </w:p>
     <w:p>
       <w:r>
+        <w:rPr>
+          <w:noProof/>
+        </w:rPr>
         <w:lastRenderedPageBreak/>
         <w:drawing>
           <wp:inline distT="0" distB="0" distL="0" distR="0" wp14:anchorId="082A92A4" wp14:editId="5AEBCA5B">
@@ -490,6 +511,9 @@
     <w:p/>
     <w:p>
       <w:r>
+        <w:rPr>
+          <w:noProof/>
+        </w:rPr>
         <w:lastRenderedPageBreak/>
         <w:drawing>
           <wp:inline distT="0" distB="0" distL="0" distR="0" wp14:anchorId="176E9210" wp14:editId="55109D01">
@@ -530,6 +554,9 @@
     </w:p>
     <w:p>
       <w:r>
+        <w:rPr>
+          <w:noProof/>
+        </w:rPr>
         <w:drawing>
           <wp:inline distT="0" distB="0" distL="0" distR="0" wp14:anchorId="07A34C13" wp14:editId="410BE4F4">
             <wp:extent cx="8402142" cy="3019425"/>
@@ -569,6 +596,9 @@
     </w:p>
     <w:p>
       <w:r>
+        <w:rPr>
+          <w:noProof/>
+        </w:rPr>
         <w:lastRenderedPageBreak/>
         <w:drawing>
           <wp:inline distT="0" distB="0" distL="0" distR="0" wp14:anchorId="7A5CF500" wp14:editId="5B2FF669">
@@ -609,6 +639,9 @@
     </w:p>
     <w:p>
       <w:r>
+        <w:rPr>
+          <w:noProof/>
+        </w:rPr>
         <w:lastRenderedPageBreak/>
         <w:drawing>
           <wp:inline distT="0" distB="0" distL="0" distR="0" wp14:anchorId="1A866C59" wp14:editId="31F74E6D">
@@ -649,6 +682,9 @@
     </w:p>
     <w:p>
       <w:r>
+        <w:rPr>
+          <w:noProof/>
+        </w:rPr>
         <w:lastRenderedPageBreak/>
         <w:drawing>
           <wp:inline distT="0" distB="0" distL="0" distR="0" wp14:anchorId="37678A68" wp14:editId="1A3599CA">
@@ -687,6 +723,91 @@
         </w:drawing>
       </w:r>
     </w:p>
+    <w:p>
+      <w:r>
+        <w:rPr>
+          <w:noProof/>
+        </w:rPr>
+        <w:lastRenderedPageBreak/>
+        <w:drawing>
+          <wp:inline distT="0" distB="0" distL="0" distR="0" wp14:anchorId="21028DA6" wp14:editId="19B62409">
+            <wp:extent cx="8863330" cy="5795645"/>
+            <wp:effectExtent l="0" t="0" r="0" b="0"/>
+            <wp:docPr id="1351404681" name="Picture 1"/>
+            <wp:cNvGraphicFramePr>
+              <a:graphicFrameLocks xmlns:a="http://schemas.openxmlformats.org/drawingml/2006/main" noChangeAspect="1"/>
+            </wp:cNvGraphicFramePr>
+            <a:graphic xmlns:a="http://schemas.openxmlformats.org/drawingml/2006/main">
+              <a:graphicData uri="http://schemas.openxmlformats.org/drawingml/2006/picture">
+                <pic:pic xmlns:pic="http://schemas.openxmlformats.org/drawingml/2006/picture">
+                  <pic:nvPicPr>
+                    <pic:cNvPr id="1351404681" name=""/>
+                    <pic:cNvPicPr/>
+                  </pic:nvPicPr>
+                  <pic:blipFill>
+                    <a:blip r:embed="rId21"/>
+                    <a:stretch>
+                      <a:fillRect/>
+                    </a:stretch>
+                  </pic:blipFill>
+                  <pic:spPr>
+                    <a:xfrm>
+                      <a:off x="0" y="0"/>
+                      <a:ext cx="8863330" cy="5795645"/>
+                    </a:xfrm>
+                    <a:prstGeom prst="rect">
+                      <a:avLst/>
+                    </a:prstGeom>
+                  </pic:spPr>
+                </pic:pic>
+              </a:graphicData>
+            </a:graphic>
+          </wp:inline>
+        </w:drawing>
+      </w:r>
+    </w:p>
+    <w:p/>
+    <w:p/>
+    <w:p>
+      <w:r>
+        <w:lastRenderedPageBreak/>
+        <w:drawing>
+          <wp:inline distT="0" distB="0" distL="0" distR="0" wp14:anchorId="157D69F6" wp14:editId="50461DF5">
+            <wp:extent cx="8863330" cy="4649470"/>
+            <wp:effectExtent l="0" t="0" r="0" b="0"/>
+            <wp:docPr id="1979211534" name="Picture 1"/>
+            <wp:cNvGraphicFramePr>
+              <a:graphicFrameLocks xmlns:a="http://schemas.openxmlformats.org/drawingml/2006/main" noChangeAspect="1"/>
+            </wp:cNvGraphicFramePr>
+            <a:graphic xmlns:a="http://schemas.openxmlformats.org/drawingml/2006/main">
+              <a:graphicData uri="http://schemas.openxmlformats.org/drawingml/2006/picture">
+                <pic:pic xmlns:pic="http://schemas.openxmlformats.org/drawingml/2006/picture">
+                  <pic:nvPicPr>
+                    <pic:cNvPr id="1979211534" name=""/>
+                    <pic:cNvPicPr/>
+                  </pic:nvPicPr>
+                  <pic:blipFill>
+                    <a:blip r:embed="rId22"/>
+                    <a:stretch>
+                      <a:fillRect/>
+                    </a:stretch>
+                  </pic:blipFill>
+                  <pic:spPr>
+                    <a:xfrm>
+                      <a:off x="0" y="0"/>
+                      <a:ext cx="8863330" cy="4649470"/>
+                    </a:xfrm>
+                    <a:prstGeom prst="rect">
+                      <a:avLst/>
+                    </a:prstGeom>
+                  </pic:spPr>
+                </pic:pic>
+              </a:graphicData>
+            </a:graphic>
+          </wp:inline>
+        </w:drawing>
+      </w:r>
+    </w:p>
     <w:sectPr>
       <w:pgSz w:w="16838" w:h="11906" w:orient="landscape"/>
       <w:pgMar w:top="851" w:right="1440" w:bottom="568" w:left="1440" w:header="708" w:footer="708" w:gutter="0"/>
@@ -698,7 +819,7 @@
 </file>
 
 <file path=word/numbering.xml><?xml version="1.0" encoding="utf-8"?>
-<w:numbering xmlns:wpc="http://schemas.microsoft.com/office/word/2010/wordprocessingCanvas" xmlns:cx="http://schemas.microsoft.com/office/drawing/2014/chartex" xmlns:cx1="http://schemas.microsoft.com/office/drawing/2015/9/8/chartex" xmlns:cx2="http://schemas.microsoft.com/office/drawing/2015/10/21/chartex" xmlns:cx3="http://schemas.microsoft.com/office/drawing/2016/5/9/chartex" xmlns:cx4="http://schemas.microsoft.com/office/drawing/2016/5/10/chartex" xmlns:cx5="http://schemas.microsoft.com/office/drawing/2016/5/11/chartex" xmlns:cx6="http://schemas.microsoft.com/office/drawing/2016/5/12/chartex" xmlns:cx7="http://schemas.microsoft.com/office/drawing/2016/5/13/chartex" xmlns:cx8="http://schemas.microsoft.com/office/drawing/2016/5/14/chartex" xmlns:mc="http://schemas.openxmlformats.org/markup-compatibility/2006" xmlns:aink="http://schemas.microsoft.com/office/drawing/2016/ink" xmlns:am3d="http://schemas.microsoft.com/office/drawing/2017/model3d" xmlns:o="urn:schemas-microsoft-com:office:office" xmlns:oel="http://schemas.microsoft.com/office/2019/extlst" xmlns:r="http://schemas.openxmlformats.org/officeDocument/2006/relationships" xmlns:m="http://schemas.openxmlformats.org/officeDocument/2006/math" xmlns:v="urn:schemas-microsoft-com:vml" xmlns:wp14="http://schemas.microsoft.com/office/word/2010/wordprocessingDrawing" xmlns:wp="http://schemas.openxmlformats.org/drawingml/2006/wordprocessingDrawing" xmlns:w10="urn:schemas-microsoft-com:office:word" xmlns:w="http://schemas.openxmlformats.org/wordprocessingml/2006/main" xmlns:w14="http://schemas.microsoft.com/office/word/2010/wordml" xmlns:w15="http://schemas.microsoft.com/office/word/2012/wordml" xmlns:w16cei="http://schemas.microsoft.com/office/word/2026/wordml/cei" xmlns:w16cex="http://schemas.microsoft.com/office/word/2018/wordml/cex" xmlns:w16cid="http://schemas.microsoft.com/office/word/2016/wordml/cid" xmlns:w16="http://schemas.microsoft.com/office/word/2018/wordml" xmlns:w16du="http://schemas.microsoft.com/office/word/2023/wordml/word16du" xmlns:w16sdtdh="http://schemas.microsoft.com/office/word/2020/wordml/sdtdatahash" xmlns:w16sdtfl="http://schemas.microsoft.com/office/word/2024/wordml/sdtformatlock" xmlns:w16se="http://schemas.microsoft.com/office/word/2015/wordml/symex" xmlns:wpg="http://schemas.microsoft.com/office/word/2010/wordprocessingGroup" xmlns:wpi="http://schemas.microsoft.com/office/word/2010/wordprocessingInk" xmlns:wne="http://schemas.microsoft.com/office/word/2006/wordml" xmlns:wps="http://schemas.microsoft.com/office/word/2010/wordprocessingShape" mc:Ignorable="w14 w15 w16se w16cid w16 w16cex w16sdtdh w16sdtfl w16du wp14">
+<w:numbering xmlns:wpc="http://schemas.microsoft.com/office/word/2010/wordprocessingCanvas" xmlns:cx="http://schemas.microsoft.com/office/drawing/2014/chartex" xmlns:cx1="http://schemas.microsoft.com/office/drawing/2015/9/8/chartex" xmlns:cx2="http://schemas.microsoft.com/office/drawing/2015/10/21/chartex" xmlns:cx3="http://schemas.microsoft.com/office/drawing/2016/5/9/chartex" xmlns:cx4="http://schemas.microsoft.com/office/drawing/2016/5/10/chartex" xmlns:cx5="http://schemas.microsoft.com/office/drawing/2016/5/11/chartex" xmlns:cx6="http://schemas.microsoft.com/office/drawing/2016/5/12/chartex" xmlns:cx7="http://schemas.microsoft.com/office/drawing/2016/5/13/chartex" xmlns:cx8="http://schemas.microsoft.com/office/drawing/2016/5/14/chartex" xmlns:mc="http://schemas.openxmlformats.org/markup-compatibility/2006" xmlns:aink="http://schemas.microsoft.com/office/drawing/2016/ink" xmlns:am3d="http://schemas.microsoft.com/office/drawing/2017/model3d" xmlns:o="urn:schemas-microsoft-com:office:office" xmlns:oel="http://schemas.microsoft.com/office/2019/extlst" xmlns:r="http://schemas.openxmlformats.org/officeDocument/2006/relationships" xmlns:m="http://schemas.openxmlformats.org/officeDocument/2006/math" xmlns:v="urn:schemas-microsoft-com:vml" xmlns:wp14="http://schemas.microsoft.com/office/word/2010/wordprocessingDrawing" xmlns:wp="http://schemas.openxmlformats.org/drawingml/2006/wordprocessingDrawing" xmlns:w10="urn:schemas-microsoft-com:office:word" xmlns:w="http://schemas.openxmlformats.org/wordprocessingml/2006/main" xmlns:w14="http://schemas.microsoft.com/office/word/2010/wordml" xmlns:w15="http://schemas.microsoft.com/office/word/2012/wordml" xmlns:w16cex="http://schemas.microsoft.com/office/word/2018/wordml/cex" xmlns:w16cid="http://schemas.microsoft.com/office/word/2016/wordml/cid" xmlns:w16="http://schemas.microsoft.com/office/word/2018/wordml" xmlns:w16du="http://schemas.microsoft.com/office/word/2023/wordml/word16du" xmlns:w16sdtdh="http://schemas.microsoft.com/office/word/2020/wordml/sdtdatahash" xmlns:w16sdtfl="http://schemas.microsoft.com/office/word/2024/wordml/sdtformatlock" xmlns:w16se="http://schemas.microsoft.com/office/word/2015/wordml/symex" xmlns:wpg="http://schemas.microsoft.com/office/word/2010/wordprocessingGroup" xmlns:wpi="http://schemas.microsoft.com/office/word/2010/wordprocessingInk" xmlns:wne="http://schemas.microsoft.com/office/word/2006/wordml" xmlns:wps="http://schemas.microsoft.com/office/word/2010/wordprocessingShape" mc:Ignorable="w14 w15 w16se w16cid w16 w16cex w16sdtdh w16sdtfl w16du wp14">
   <w:abstractNum w:abstractNumId="0" w15:restartNumberingAfterBreak="0">
     <w:nsid w:val="07D70394"/>
     <w:multiLevelType w:val="multilevel"/>

--- a/14_ACP01/ACP01 - Module 5 - Billing, Pricing & Support/ACP01 - Module 5.3 - Billing & Pricing Tools - Revision Notes.docx
+++ b/14_ACP01/ACP01 - Module 5 - Billing, Pricing & Support/ACP01 - Module 5.3 - Billing & Pricing Tools - Revision Notes.docx
@@ -770,6 +770,9 @@
     <w:p/>
     <w:p>
       <w:r>
+        <w:rPr>
+          <w:noProof/>
+        </w:rPr>
         <w:lastRenderedPageBreak/>
         <w:drawing>
           <wp:inline distT="0" distB="0" distL="0" distR="0" wp14:anchorId="157D69F6" wp14:editId="50461DF5">
@@ -796,6 +799,46 @@
                     <a:xfrm>
                       <a:off x="0" y="0"/>
                       <a:ext cx="8863330" cy="4649470"/>
+                    </a:xfrm>
+                    <a:prstGeom prst="rect">
+                      <a:avLst/>
+                    </a:prstGeom>
+                  </pic:spPr>
+                </pic:pic>
+              </a:graphicData>
+            </a:graphic>
+          </wp:inline>
+        </w:drawing>
+      </w:r>
+    </w:p>
+    <w:p>
+      <w:r>
+        <w:lastRenderedPageBreak/>
+        <w:drawing>
+          <wp:inline distT="0" distB="0" distL="0" distR="0" wp14:anchorId="49F7FB0A" wp14:editId="09B8F70E">
+            <wp:extent cx="8863330" cy="4833620"/>
+            <wp:effectExtent l="0" t="0" r="0" b="5080"/>
+            <wp:docPr id="1008039804" name="Picture 1"/>
+            <wp:cNvGraphicFramePr>
+              <a:graphicFrameLocks xmlns:a="http://schemas.openxmlformats.org/drawingml/2006/main" noChangeAspect="1"/>
+            </wp:cNvGraphicFramePr>
+            <a:graphic xmlns:a="http://schemas.openxmlformats.org/drawingml/2006/main">
+              <a:graphicData uri="http://schemas.openxmlformats.org/drawingml/2006/picture">
+                <pic:pic xmlns:pic="http://schemas.openxmlformats.org/drawingml/2006/picture">
+                  <pic:nvPicPr>
+                    <pic:cNvPr id="1008039804" name=""/>
+                    <pic:cNvPicPr/>
+                  </pic:nvPicPr>
+                  <pic:blipFill>
+                    <a:blip r:embed="rId23"/>
+                    <a:stretch>
+                      <a:fillRect/>
+                    </a:stretch>
+                  </pic:blipFill>
+                  <pic:spPr>
+                    <a:xfrm>
+                      <a:off x="0" y="0"/>
+                      <a:ext cx="8863330" cy="4833620"/>
                     </a:xfrm>
                     <a:prstGeom prst="rect">
                       <a:avLst/>
